--- a/reports/仲町台店/仲町台店_週次レポート_第1回_20260608.docx
+++ b/reports/仲町台店/仲町台店_週次レポート_第1回_20260608.docx
@@ -970,7 +970,7 @@
                 <w:b w:val="0"/>
                 <w:sz w:val="21"/>
               </w:rPr>
-              <w:t>初回訪問。売場面では惣菜の1段新設・乳製品・袋菓子の修正を実施。一方で「発注が机上・任せっぱなし・在庫過多」という運営面の課題が大きいことが判明した。米飯ケースを縮めてチルド弁当を集約する当初案はH/Cの特性上むずかしいと判断し、別の方法でデイリー売場を増やす方策を探る。次週以降は、①設定発注を活用した発注の立て直し（鈴木オーナーと詰める）、②毎週「非デイリー売場を1箇所」改善しながらオーナーに売場づくりをOJT、③毎週『来週までにやってもらうこと』を決めて翌週に確認する、というリズムで進める。なお直前週（6/1週）のPOSでは売上前年比107.7・客数107.6と好調な一方、客単価はDO平均比−61円、常温弁当・ソフトドリンクの前年割れ、月・木の廃棄スパイクなど、現場の気づきが数字でも裏付けられた。</w:t>
+              <w:t>初回訪問。売場面では惣菜の1段新設・乳製品・袋菓子の修正を実施。一方で「発注が机上・任せっぱなし・在庫過多」という運営面の課題が大きいことが判明した。米飯ケースを縮めてチルド弁当を集約する当初案はH/Cの特性上むずかしいと判断し、別の方法でデイリー売場を増やす方策を探る。次週以降は、①設定発注を活用した発注の立て直し（鈴木オーナーと詰める）、②毎週「非デイリー売場を1箇所」改善しながらオーナーに売場づくりをOJT、③毎週『来週までにやってもらうこと』を決めて翌週に確認する、というリズムで進める。なお直前週（6/1週）のPOSでは売上前年比107.7・客数107.6と好調な一方、客単価はDO平均比−61円、常温弁当・ビールの前年割れ、月・木の廃棄スパイクなど、現場の気づきが数字でも裏付けられた。</w:t>
             </w:r>
           </w:p>
         </w:tc>
@@ -3140,7 +3140,7 @@
                 <w:b w:val="0"/>
                 <w:sz w:val="19"/>
               </w:rPr>
-              <w:t>−5.1千円</w:t>
+              <w:t>＋1.9千円（104.0％）</w:t>
             </w:r>
           </w:p>
         </w:tc>
@@ -3171,7 +3171,7 @@
                 <w:b w:val="0"/>
                 <w:sz w:val="19"/>
               </w:rPr>
-              <w:t>―</w:t>
+              <w:t>DO平均 −5.1千円（92.7％）</w:t>
             </w:r>
           </w:p>
         </w:tc>
@@ -3202,7 +3202,7 @@
                 <w:b w:val="0"/>
                 <w:sz w:val="19"/>
               </w:rPr>
-              <w:t>SKU過多のまま売上は前年割れ。絞り込み余地の裏付け。</w:t>
+              <w:t>DO平均より健闘しているが伸びは小幅。SKU過多で品出しが非効率なため、絞り込み・売場拡大で伸ばす余地あり。</w:t>
             </w:r>
           </w:p>
         </w:tc>
@@ -3800,7 +3800,7 @@
                 <w:rFonts w:ascii="Yu Gothic" w:hAnsi="Yu Gothic" w:eastAsia="Yu Gothic"/>
                 <w:sz w:val="19"/>
               </w:rPr>
-              <w:t>ソフトドリンク−5.1千円・ビール−1.7千円：SKUを抱えたまま売上は前年割れ。</w:t>
+              <w:t>ビール−1.7千円（80.7％）と酒類が前年割れ。ソフトドリンクも＋1.9千円（104.0％）と伸びは小幅で、SKUの多さが売上に結びついていない。</w:t>
             </w:r>
           </w:p>
           <w:p>
@@ -5568,7 +5568,7 @@
                 <w:b w:val="0"/>
                 <w:sz w:val="20"/>
               </w:rPr>
-              <w:t>狭いウォークインにドリンク・アルコールのSKUが多すぎ、品出しが非効率。POSでもソフトドリンク前年差−5.1千円・ビール−1.7千円と、SKUを抱えたまま売上は前年割れしている。</w:t>
+              <w:t>狭いウォークインにドリンク・アルコールのSKUが多すぎ、品出しが非効率。POSでもビールは前年差−1.7千円（80.7％）と前年割れ、ソフトドリンクも＋1.9千円（104.0％）と伸びは小幅で、SKUの多さが売上に結びついていない。</w:t>
             </w:r>
           </w:p>
         </w:tc>
